--- a/data/exports/kcet-capacitor_revision_notes.docx
+++ b/data/exports/kcet-capacitor_revision_notes.docx
@@ -189,7 +189,7 @@
                 <w:color w:val="2D3748"/>
                 <w:sz w:val="19"/>
               </w:rPr>
-              <w:t>Kcet Capacitor - Core Application</w:t>
+              <w:t>Capacitance &amp; Dielectric Insertion</w:t>
             </w:r>
           </w:p>
         </w:tc>
@@ -230,7 +230,94 @@
                 <w:color w:val="718096"/>
                 <w:sz w:val="19"/>
               </w:rPr>
-              <w:t>General Concept</w:t>
+              <w:t>Capacitance</w:t>
+            </w:r>
+          </w:p>
+        </w:tc>
+      </w:tr>
+      <w:tr>
+        <w:tc>
+          <w:tcPr>
+            <w:tcW w:type="dxa" w:w="2160"/>
+            <w:shd w:fill="FFFFFF"/>
+            <w:tcMar>
+              <w:top w:w="80" w:type="dxa"/>
+              <w:bottom w:w="80" w:type="dxa"/>
+              <w:left w:w="150" w:type="dxa"/>
+              <w:right w:w="150" w:type="dxa"/>
+            </w:tcMar>
+          </w:tcPr>
+          <w:p>
+            <w:r>
+              <w:rPr>
+                <w:b/>
+                <w:color w:val="718096"/>
+                <w:sz w:val="19"/>
+              </w:rPr>
+              <w:t>Moderate</w:t>
+            </w:r>
+          </w:p>
+        </w:tc>
+        <w:tc>
+          <w:tcPr>
+            <w:tcW w:type="dxa" w:w="4320"/>
+            <w:shd w:fill="FFFFFF"/>
+            <w:tcMar>
+              <w:top w:w="80" w:type="dxa"/>
+              <w:bottom w:w="80" w:type="dxa"/>
+              <w:left w:w="150" w:type="dxa"/>
+              <w:right w:w="150" w:type="dxa"/>
+            </w:tcMar>
+          </w:tcPr>
+          <w:p>
+            <w:r>
+              <w:rPr>
+                <w:b/>
+                <w:color w:val="2D3748"/>
+                <w:sz w:val="19"/>
+              </w:rPr>
+              <w:t>Capacitor Networks &amp; Energy Redistribution</w:t>
+            </w:r>
+          </w:p>
+        </w:tc>
+        <w:tc>
+          <w:tcPr>
+            <w:tcW w:type="dxa" w:w="1728"/>
+            <w:shd w:fill="FFFFFF"/>
+            <w:tcMar>
+              <w:top w:w="80" w:type="dxa"/>
+              <w:bottom w:w="80" w:type="dxa"/>
+              <w:left w:w="150" w:type="dxa"/>
+              <w:right w:w="150" w:type="dxa"/>
+            </w:tcMar>
+          </w:tcPr>
+          <w:p>
+            <w:r>
+              <w:rPr>
+                <w:sz w:val="19"/>
+              </w:rPr>
+              <w:t>7 PYQs</w:t>
+            </w:r>
+          </w:p>
+        </w:tc>
+        <w:tc>
+          <w:tcPr>
+            <w:tcW w:type="dxa" w:w="1872"/>
+            <w:shd w:fill="FFFFFF"/>
+            <w:tcMar>
+              <w:top w:w="80" w:type="dxa"/>
+              <w:bottom w:w="80" w:type="dxa"/>
+              <w:left w:w="150" w:type="dxa"/>
+              <w:right w:w="150" w:type="dxa"/>
+            </w:tcMar>
+          </w:tcPr>
+          <w:p>
+            <w:r>
+              <w:rPr>
+                <w:color w:val="718096"/>
+                <w:sz w:val="19"/>
+              </w:rPr>
+              <w:t>Circuits &amp; Energy</w:t>
             </w:r>
           </w:p>
         </w:tc>
@@ -311,6 +398,98 @@
           </w:p>
         </w:tc>
       </w:tr>
+      <w:tr>
+        <w:tc>
+          <w:tcPr>
+            <w:tcW w:type="dxa" w:w="3600"/>
+            <w:shd w:fill="F7FAFC"/>
+            <w:tcMar>
+              <w:top w:w="100" w:type="dxa"/>
+              <w:bottom w:w="100" w:type="dxa"/>
+              <w:left w:w="150" w:type="dxa"/>
+              <w:right w:w="150" w:type="dxa"/>
+            </w:tcMar>
+          </w:tcPr>
+          <w:p>
+            <w:r>
+              <w:rPr>
+                <w:b/>
+                <w:color w:val="1A365D"/>
+                <w:sz w:val="19"/>
+              </w:rPr>
+              <w:t>Capacitance &amp; Dielectric Insertion</w:t>
+            </w:r>
+          </w:p>
+        </w:tc>
+        <w:tc>
+          <w:tcPr>
+            <w:tcW w:type="dxa" w:w="6480"/>
+            <w:shd w:fill="F7FAFC"/>
+            <w:tcMar>
+              <w:top w:w="100" w:type="dxa"/>
+              <w:bottom w:w="100" w:type="dxa"/>
+              <w:left w:w="150" w:type="dxa"/>
+              <w:right w:w="150" w:type="dxa"/>
+            </w:tcMar>
+          </w:tcPr>
+          <w:p>
+            <w:r>
+              <w:rPr>
+                <w:rFonts w:ascii="Cambria Math" w:hAnsi="Cambria Math"/>
+                <w:color w:val="2D3748"/>
+                <w:sz w:val="19"/>
+              </w:rPr>
+              <w:t>C_0 = \frac{\epsilon_0 A}{d}, \quad C = \frac{K\epsilon_0 A}{d}, \quad C_{\text{slab}} = \frac{\epsilon_0 A}{d - t(1 - 1/K)}, \quad q_p = q\left(1 - \frac{1}{K}\right)</w:t>
+            </w:r>
+          </w:p>
+        </w:tc>
+      </w:tr>
+      <w:tr>
+        <w:tc>
+          <w:tcPr>
+            <w:tcW w:type="dxa" w:w="3600"/>
+            <w:shd w:fill="FFFFFF"/>
+            <w:tcMar>
+              <w:top w:w="100" w:type="dxa"/>
+              <w:bottom w:w="100" w:type="dxa"/>
+              <w:left w:w="150" w:type="dxa"/>
+              <w:right w:w="150" w:type="dxa"/>
+            </w:tcMar>
+          </w:tcPr>
+          <w:p>
+            <w:r>
+              <w:rPr>
+                <w:b/>
+                <w:color w:val="1A365D"/>
+                <w:sz w:val="19"/>
+              </w:rPr>
+              <w:t>Capacitor Networks &amp; Energy Redistribution</w:t>
+            </w:r>
+          </w:p>
+        </w:tc>
+        <w:tc>
+          <w:tcPr>
+            <w:tcW w:type="dxa" w:w="6480"/>
+            <w:shd w:fill="FFFFFF"/>
+            <w:tcMar>
+              <w:top w:w="100" w:type="dxa"/>
+              <w:bottom w:w="100" w:type="dxa"/>
+              <w:left w:w="150" w:type="dxa"/>
+              <w:right w:w="150" w:type="dxa"/>
+            </w:tcMar>
+          </w:tcPr>
+          <w:p>
+            <w:r>
+              <w:rPr>
+                <w:rFonts w:ascii="Cambria Math" w:hAnsi="Cambria Math"/>
+                <w:color w:val="2D3748"/>
+                <w:sz w:val="19"/>
+              </w:rPr>
+              <w:t>C_{\text{parallel}} = \Sigma C_i, \quad \frac{1}{C_{\text{series}}} = \Sigma \frac{1}{C_i}, \quad V_{\text{common}} = \frac{C_1 V_1 + C_2 V_2}{C_1 + C_2}, \quad \Delta U_{\text{loss}} = \frac{C_1 C_2}{2(C_1 + C_2)}(V_1 - V_2)^2</w:t>
+            </w:r>
+          </w:p>
+        </w:tc>
+      </w:tr>
     </w:tbl>
     <w:p>
       <w:pPr>
@@ -338,7 +517,7 @@
           <w:color w:val="2B6CB0"/>
           <w:sz w:val="24"/>
         </w:rPr>
-        <w:t>3.1 Kcet Capacitor - Core Application (Very High Yield — 17 PYQs)</w:t>
+        <w:t>3.1 Capacitance &amp; Dielectric Insertion (Very High Yield — 17 PYQs)</w:t>
       </w:r>
     </w:p>
     <w:p>
@@ -353,7 +532,7 @@
         <w:rPr>
           <w:sz w:val="20"/>
         </w:rPr>
-        <w:t>Key problem pattern in Kcet Capacitor.</w:t>
+        <w:t>Parallel plate capacitance, dielectric polarization, and partial dielectric slab insertion.</w:t>
       </w:r>
     </w:p>
     <w:tbl>
@@ -391,7 +570,7 @@
                 <w:color w:val="2D3748"/>
                 <w:sz w:val="19"/>
               </w:rPr>
-              <w:t>Watch for algebraic and sign errors.</w:t>
+              <w:t>If battery remains CONNECTED: V = const, C increases by K \implies Q increases by K. If battery is DISCONNECTED: Q = const \implies V decreases by 1/K.</w:t>
             </w:r>
           </w:p>
         </w:tc>
@@ -432,7 +611,7 @@
                 <w:color w:val="2D3748"/>
                 <w:sz w:val="19"/>
               </w:rPr>
-              <w:t>Verify dimensions and boundary conditions.</w:t>
+              <w:t>Energy stored U = (1 / 2)CV^2 = (Q^2 / 2C). When dielectric is inserted with disconnected battery, U decreases because electrostatic attraction does work.</w:t>
             </w:r>
           </w:p>
         </w:tc>
@@ -522,6 +701,214 @@
           <w:sz w:val="18"/>
         </w:rPr>
         <w:t xml:space="preserve">"A capacitor of capacitance 5μ F is charged by a battery of emf 10 V . At an instant of time, the potential difference across the capacit..."  </w:t>
+      </w:r>
+      <w:r>
+        <w:rPr>
+          <w:b/>
+          <w:color w:val="2B6CB0"/>
+          <w:sz w:val="18"/>
+        </w:rPr>
+        <w:t>[Ans: N/A]</w:t>
+      </w:r>
+    </w:p>
+    <w:p>
+      <w:pPr>
+        <w:spacing w:after="120"/>
+      </w:pPr>
+    </w:p>
+    <w:p>
+      <w:pPr>
+        <w:pStyle w:val="Heading2"/>
+      </w:pPr>
+      <w:r>
+        <w:rPr>
+          <w:color w:val="2B6CB0"/>
+          <w:sz w:val="24"/>
+        </w:rPr>
+        <w:t>3.2 Capacitor Networks &amp; Energy Redistribution (Moderate Yield — 7 PYQs)</w:t>
+      </w:r>
+    </w:p>
+    <w:p>
+      <w:r>
+        <w:rPr>
+          <w:b/>
+          <w:sz w:val="20"/>
+        </w:rPr>
+        <w:t xml:space="preserve">Core Principle: </w:t>
+      </w:r>
+      <w:r>
+        <w:rPr>
+          <w:sz w:val="20"/>
+        </w:rPr>
+        <w:t>Equivalent capacitance reduction, charge sharing between interconnected capacitors, and Joule heating loss.</w:t>
+      </w:r>
+    </w:p>
+    <w:tbl>
+      <w:tblPr>
+        <w:tblW w:type="auto" w:w="0"/>
+        <w:jc w:val="center"/>
+        <w:tblLook w:firstColumn="1" w:firstRow="1" w:lastColumn="0" w:lastRow="0" w:noHBand="0" w:noVBand="1" w:val="04A0"/>
+      </w:tblPr>
+      <w:tblGrid>
+        <w:gridCol w:w="10080"/>
+      </w:tblGrid>
+      <w:tr>
+        <w:tc>
+          <w:tcPr>
+            <w:tcW w:type="dxa" w:w="10080"/>
+            <w:shd w:fill="FFF5F5"/>
+            <w:tcMar>
+              <w:top w:w="100" w:type="dxa"/>
+              <w:bottom w:w="100" w:type="dxa"/>
+              <w:left w:w="150" w:type="dxa"/>
+              <w:right w:w="150" w:type="dxa"/>
+            </w:tcMar>
+          </w:tcPr>
+          <w:p>
+            <w:r>
+              <w:rPr>
+                <w:b/>
+                <w:color w:val="C53030"/>
+                <w:sz w:val="19"/>
+              </w:rPr>
+              <w:t xml:space="preserve">⚠️ Common Trap / JEE Pitfall: </w:t>
+            </w:r>
+            <w:r>
+              <w:rPr>
+                <w:color w:val="2D3748"/>
+                <w:sz w:val="19"/>
+              </w:rPr>
+              <w:t>When connecting with opposite polarity, use numerator (C_1 V_1 - C_2 V_2) for common potential.</w:t>
+            </w:r>
+          </w:p>
+        </w:tc>
+      </w:tr>
+    </w:tbl>
+    <w:tbl>
+      <w:tblPr>
+        <w:tblW w:type="auto" w:w="0"/>
+        <w:jc w:val="center"/>
+        <w:tblLook w:firstColumn="1" w:firstRow="1" w:lastColumn="0" w:lastRow="0" w:noHBand="0" w:noVBand="1" w:val="04A0"/>
+      </w:tblPr>
+      <w:tblGrid>
+        <w:gridCol w:w="10080"/>
+      </w:tblGrid>
+      <w:tr>
+        <w:tc>
+          <w:tcPr>
+            <w:tcW w:type="dxa" w:w="10080"/>
+            <w:shd w:fill="F0FFF4"/>
+            <w:tcMar>
+              <w:top w:w="100" w:type="dxa"/>
+              <w:bottom w:w="100" w:type="dxa"/>
+              <w:left w:w="150" w:type="dxa"/>
+              <w:right w:w="150" w:type="dxa"/>
+            </w:tcMar>
+          </w:tcPr>
+          <w:p>
+            <w:r>
+              <w:rPr>
+                <w:b/>
+                <w:color w:val="276749"/>
+                <w:sz w:val="19"/>
+              </w:rPr>
+              <w:t xml:space="preserve">💡 Speed Hack / Trick: </w:t>
+            </w:r>
+            <w:r>
+              <w:rPr>
+                <w:color w:val="2D3748"/>
+                <w:sz w:val="19"/>
+              </w:rPr>
+              <w:t>Energy loss during charge sharing Δ U_(loss) is completely independent of wire resistance; it always turns into heat and EM radiation.</w:t>
+            </w:r>
+          </w:p>
+        </w:tc>
+      </w:tr>
+    </w:tbl>
+    <w:p>
+      <w:pPr>
+        <w:spacing w:before="120" w:after="40"/>
+      </w:pPr>
+      <w:r>
+        <w:rPr>
+          <w:b/>
+          <w:color w:val="1A365D"/>
+          <w:sz w:val="19"/>
+        </w:rPr>
+        <w:t>Source PYQs testing this concept:</w:t>
+      </w:r>
+    </w:p>
+    <w:p>
+      <w:pPr>
+        <w:pStyle w:val="ListBullet"/>
+        <w:spacing w:after="40"/>
+      </w:pPr>
+      <w:r>
+        <w:rPr>
+          <w:b/>
+          <w:sz w:val="18"/>
+        </w:rPr>
+        <w:t xml:space="preserve">[2026 Shift] Q#1 (MCQ): </w:t>
+      </w:r>
+      <w:r>
+        <w:rPr>
+          <w:sz w:val="18"/>
+        </w:rPr>
+        <w:t xml:space="preserve">"In the circuit shown in the figure, the potential difference across the 4\muF capacitor is..."  </w:t>
+      </w:r>
+      <w:r>
+        <w:rPr>
+          <w:b/>
+          <w:color w:val="2B6CB0"/>
+          <w:sz w:val="18"/>
+        </w:rPr>
+        <w:t>[Ans: N/A]</w:t>
+      </w:r>
+    </w:p>
+    <w:p>
+      <w:pPr>
+        <w:pStyle w:val="ListBullet"/>
+        <w:spacing w:after="40"/>
+      </w:pPr>
+      <w:r>
+        <w:rPr>
+          <w:b/>
+          <w:sz w:val="18"/>
+        </w:rPr>
+        <w:t xml:space="preserve">[2023 Shift] Q#4 (MCQ): </w:t>
+      </w:r>
+      <w:r>
+        <w:rPr>
+          <w:sz w:val="18"/>
+        </w:rPr>
+        <w:t xml:space="preserve">"Five capacitance each of value 1μ F are connected as shown in the figure. The equivalent capacitance between A and B is..."  </w:t>
+      </w:r>
+      <w:r>
+        <w:rPr>
+          <w:b/>
+          <w:color w:val="2B6CB0"/>
+          <w:sz w:val="18"/>
+        </w:rPr>
+        <w:t>[Ans: N/A]</w:t>
+      </w:r>
+    </w:p>
+    <w:p>
+      <w:pPr>
+        <w:pStyle w:val="ListBullet"/>
+        <w:spacing w:after="40"/>
+      </w:pPr>
+      <w:r>
+        <w:rPr>
+          <w:b/>
+          <w:sz w:val="18"/>
+        </w:rPr>
+        <w:t xml:space="preserve">[2020 Shift] Q#3 (MCQ): </w:t>
+      </w:r>
+      <w:r>
+        <w:rPr>
+          <w:sz w:val="18"/>
+        </w:rPr>
+        <w:t xml:space="preserve">"The difference between equivalent capacitances of two identical capacitors connected in parallel to that in series is 6μ F . The value o..."  </w:t>
       </w:r>
       <w:r>
         <w:rPr>

--- a/data/exports/kcet-capacitor_revision_notes.docx
+++ b/data/exports/kcet-capacitor_revision_notes.docx
@@ -13,7 +13,7 @@
           <w:color w:val="1A365D"/>
           <w:sz w:val="44"/>
         </w:rPr>
-        <w:t>JEE MAIN REVISION MASTER: CAPACITOR 2026 2 QUESTIONS 3.33% WEIGHTAGE</w:t>
+        <w:t>JEE MAIN REVISION MASTER: CAPACITOR</w:t>
       </w:r>
     </w:p>
     <w:p>
@@ -209,7 +209,7 @@
               <w:rPr>
                 <w:sz w:val="19"/>
               </w:rPr>
-              <w:t>17 PYQs</w:t>
+              <w:t>15 PYQs</w:t>
             </w:r>
           </w:p>
         </w:tc>
@@ -296,7 +296,7 @@
               <w:rPr>
                 <w:sz w:val="19"/>
               </w:rPr>
-              <w:t>7 PYQs</w:t>
+              <w:t>4 PYQs</w:t>
             </w:r>
           </w:p>
         </w:tc>
@@ -517,7 +517,7 @@
           <w:color w:val="2B6CB0"/>
           <w:sz w:val="24"/>
         </w:rPr>
-        <w:t>3.1 Capacitance &amp; Dielectric Insertion (Very High Yield — 17 PYQs)</w:t>
+        <w:t>3.1 Capacitance &amp; Dielectric Insertion (Very High Yield — 15 PYQs)</w:t>
       </w:r>
     </w:p>
     <w:p>
@@ -640,33 +640,6 @@
           <w:b/>
           <w:sz w:val="18"/>
         </w:rPr>
-        <w:t xml:space="preserve">[2026 Shift] Q#1 (MCQ): </w:t>
-      </w:r>
-      <w:r>
-        <w:rPr>
-          <w:sz w:val="18"/>
-        </w:rPr>
-        <w:t xml:space="preserve">"In the circuit shown in the figure, the potential difference across the 4\muF capacitor is..."  </w:t>
-      </w:r>
-      <w:r>
-        <w:rPr>
-          <w:b/>
-          <w:color w:val="2B6CB0"/>
-          <w:sz w:val="18"/>
-        </w:rPr>
-        <w:t>[Ans: N/A]</w:t>
-      </w:r>
-    </w:p>
-    <w:p>
-      <w:pPr>
-        <w:pStyle w:val="ListBullet"/>
-        <w:spacing w:after="40"/>
-      </w:pPr>
-      <w:r>
-        <w:rPr>
-          <w:b/>
-          <w:sz w:val="18"/>
-        </w:rPr>
         <w:t xml:space="preserve">[2026 Shift] Q#2 (MCQ): </w:t>
       </w:r>
       <w:r>
@@ -713,6 +686,33 @@
     </w:p>
     <w:p>
       <w:pPr>
+        <w:pStyle w:val="ListBullet"/>
+        <w:spacing w:after="40"/>
+      </w:pPr>
+      <w:r>
+        <w:rPr>
+          <w:b/>
+          <w:sz w:val="18"/>
+        </w:rPr>
+        <w:t xml:space="preserve">[2023 Shift] Q#1 (MCQ): </w:t>
+      </w:r>
+      <w:r>
+        <w:rPr>
+          <w:sz w:val="18"/>
+        </w:rPr>
+        <w:t xml:space="preserve">"A parallel plate capacitor of capacitance C_(1) with a dielectric slab in between its plates is connected to a battery. It has a potential..."  </w:t>
+      </w:r>
+      <w:r>
+        <w:rPr>
+          <w:b/>
+          <w:color w:val="2B6CB0"/>
+          <w:sz w:val="18"/>
+        </w:rPr>
+        <w:t>[Ans: N/A]</w:t>
+      </w:r>
+    </w:p>
+    <w:p>
+      <w:pPr>
         <w:spacing w:after="120"/>
       </w:pPr>
     </w:p>
@@ -725,7 +725,7 @@
           <w:color w:val="2B6CB0"/>
           <w:sz w:val="24"/>
         </w:rPr>
-        <w:t>3.2 Capacitor Networks &amp; Energy Redistribution (Moderate Yield — 7 PYQs)</w:t>
+        <w:t>3.2 Capacitor Networks &amp; Energy Redistribution (Moderate Yield — 4 PYQs)</w:t>
       </w:r>
     </w:p>
     <w:p>
@@ -875,13 +875,13 @@
           <w:b/>
           <w:sz w:val="18"/>
         </w:rPr>
-        <w:t xml:space="preserve">[2023 Shift] Q#4 (MCQ): </w:t>
+        <w:t xml:space="preserve">[2019 Shift] Q#4 (MCQ): </w:t>
       </w:r>
       <w:r>
         <w:rPr>
           <w:sz w:val="18"/>
         </w:rPr>
-        <w:t xml:space="preserve">"Five capacitance each of value 1μ F are connected as shown in the figure. The equivalent capacitance between A and B is..."  </w:t>
+        <w:t xml:space="preserve">"The equivalent capacitance between A and B is..."  </w:t>
       </w:r>
       <w:r>
         <w:rPr>
@@ -902,13 +902,13 @@
           <w:b/>
           <w:sz w:val="18"/>
         </w:rPr>
-        <w:t xml:space="preserve">[2020 Shift] Q#3 (MCQ): </w:t>
+        <w:t xml:space="preserve">[2018 Shift] Q#3 (MCQ): </w:t>
       </w:r>
       <w:r>
         <w:rPr>
           <w:sz w:val="18"/>
         </w:rPr>
-        <w:t xml:space="preserve">"The difference between equivalent capacitances of two identical capacitors connected in parallel to that in series is 6μ F . The value o..."  </w:t>
+        <w:t xml:space="preserve">"Two capacitors of 3μ F and 6μ F are connected in series and a potential difference of 900 V is applied across the combination. They ..."  </w:t>
       </w:r>
       <w:r>
         <w:rPr>
@@ -1047,6 +1047,129 @@
               <w:t>Solution Analysis:</w:t>
               <w:br/>
               <w:t>The 9\muF and 3\muF capacitors are connected in parallel. In parallel combination, capacitances are added directly. C_(p)=9+3=12\muF Now this 12\muF equivalent capacitor is in series with the 4\muF capacitor. For two capacitors in series, the equivalent capacitance is: C_(eq)=(4 × 12 / 4+12)=(48 / 16)=3\muF The battery voltage is 12V . So the total charge supplied by the battery is: Q=C_(eq) × V=3\muF × 12V=36\muC In a series combination, each capacitor has the same charge. So the charge on the 4\muF capacitor is also 36\muC . The potential difference across the 4\muF capacitor is: V_(4)=\fracQC_(4)=(36\muC / 4\muF)=9V</w:t>
+            </w:r>
+          </w:p>
+        </w:tc>
+      </w:tr>
+    </w:tbl>
+    <w:p>
+      <w:pPr>
+        <w:spacing w:after="120"/>
+      </w:pPr>
+    </w:p>
+    <w:p>
+      <w:pPr>
+        <w:spacing w:before="160" w:after="40"/>
+      </w:pPr>
+      <w:r>
+        <w:rPr>
+          <w:b/>
+          <w:color w:val="1A365D"/>
+          <w:sz w:val="22"/>
+        </w:rPr>
+        <w:t>Benchmark Problem 2: KCET 2026 (Q#2)</w:t>
+      </w:r>
+    </w:p>
+    <w:p>
+      <w:pPr>
+        <w:spacing w:after="80"/>
+      </w:pPr>
+      <w:r>
+        <w:rPr>
+          <w:sz w:val="20"/>
+        </w:rPr>
+        <w:t>A parallel plate capacitor has a uniform electric field ' E ' in the space between the plates. If the distance between the plates is ' d ' and area of each plate is ' A ', the energy stored in the capacitor is</w:t>
+      </w:r>
+    </w:p>
+    <w:p>
+      <w:pPr>
+        <w:pStyle w:val="ListBullet"/>
+        <w:spacing w:after="20"/>
+      </w:pPr>
+      <w:r>
+        <w:rPr>
+          <w:sz w:val="19"/>
+        </w:rPr>
+        <w:t>(A) (1 / 2)ε_(0)E^2</w:t>
+      </w:r>
+    </w:p>
+    <w:p>
+      <w:pPr>
+        <w:pStyle w:val="ListBullet"/>
+        <w:spacing w:after="20"/>
+      </w:pPr>
+      <w:r>
+        <w:rPr>
+          <w:sz w:val="19"/>
+        </w:rPr>
+        <w:t>(B) ε_(0)Ead</w:t>
+      </w:r>
+    </w:p>
+    <w:p>
+      <w:pPr>
+        <w:pStyle w:val="ListBullet"/>
+        <w:spacing w:after="20"/>
+      </w:pPr>
+      <w:r>
+        <w:rPr>
+          <w:b/>
+          <w:color w:val="276749"/>
+          <w:sz w:val="19"/>
+        </w:rPr>
+        <w:t>(C) (1 / 2)ε_(0)E^2Ad</w:t>
+      </w:r>
+    </w:p>
+    <w:p>
+      <w:pPr>
+        <w:pStyle w:val="ListBullet"/>
+        <w:spacing w:after="20"/>
+      </w:pPr>
+      <w:r>
+        <w:rPr>
+          <w:sz w:val="19"/>
+        </w:rPr>
+        <w:t>(D) \fracE^2Adε_(0)</w:t>
+      </w:r>
+    </w:p>
+    <w:tbl>
+      <w:tblPr>
+        <w:tblW w:type="auto" w:w="0"/>
+        <w:jc w:val="center"/>
+        <w:tblLook w:firstColumn="1" w:firstRow="1" w:lastColumn="0" w:lastRow="0" w:noHBand="0" w:noVBand="1" w:val="04A0"/>
+      </w:tblPr>
+      <w:tblGrid>
+        <w:gridCol w:w="10080"/>
+      </w:tblGrid>
+      <w:tr>
+        <w:tc>
+          <w:tcPr>
+            <w:tcW w:type="dxa" w:w="10080"/>
+            <w:shd w:fill="F7FAFC"/>
+            <w:tcMar>
+              <w:top w:w="100" w:type="dxa"/>
+              <w:bottom w:w="100" w:type="dxa"/>
+              <w:left w:w="150" w:type="dxa"/>
+              <w:right w:w="150" w:type="dxa"/>
+            </w:tcMar>
+          </w:tcPr>
+          <w:p>
+            <w:r>
+              <w:rPr>
+                <w:b/>
+                <w:color w:val="1A365D"/>
+                <w:sz w:val="19"/>
+              </w:rPr>
+              <w:t>Correct Answer: C</w:t>
+              <w:br/>
+            </w:r>
+            <w:r>
+              <w:rPr>
+                <w:color w:val="2D3748"/>
+                <w:sz w:val="18"/>
+              </w:rPr>
+              <w:t>Solution Analysis:</w:t>
+              <w:br/>
+              <w:t>For a parallel plate capacitor, the energy stored is U=(1 / 2)CV^2 For a parallel plate capacitor in air or vacuum, C=\fracε_(0)Ad Also, the electric field between the plates is uniform, so E=(V / d) Hence, V=Ed Substituting these in the energy formula, U=(1 / 2)(\fracε_(0)Ad)(Ed)^2 U=(1 / 2)\fracε_(0)AdE^2d^2 U=(1 / 2)ε_(0)E^2Ad So, the energy stored in the capacitor is (1 / 2)ε_(0)E^2Ad Correct option: C.</w:t>
             </w:r>
           </w:p>
         </w:tc>

--- a/data/exports/kcet-capacitor_revision_notes.docx
+++ b/data/exports/kcet-capacitor_revision_notes.docx
@@ -164,10 +164,10 @@
             <w:r>
               <w:rPr>
                 <w:b/>
-                <w:color w:val="C53030"/>
+                <w:color w:val="2B6CB0"/>
                 <w:sz w:val="19"/>
               </w:rPr>
-              <w:t>Very High</w:t>
+              <w:t>High</w:t>
             </w:r>
           </w:p>
         </w:tc>
@@ -189,7 +189,7 @@
                 <w:color w:val="2D3748"/>
                 <w:sz w:val="19"/>
               </w:rPr>
-              <w:t>Capacitance &amp; Dielectric Insertion</w:t>
+              <w:t>Capacitor Combinations, Energy Stored &amp; Charge Sharing</w:t>
             </w:r>
           </w:p>
         </w:tc>
@@ -209,7 +209,7 @@
               <w:rPr>
                 <w:sz w:val="19"/>
               </w:rPr>
-              <w:t>15 PYQs</w:t>
+              <w:t>12 PYQs</w:t>
             </w:r>
           </w:p>
         </w:tc>
@@ -230,7 +230,7 @@
                 <w:color w:val="718096"/>
                 <w:sz w:val="19"/>
               </w:rPr>
-              <w:t>Capacitance</w:t>
+              <w:t>Circuits &amp; Energy</w:t>
             </w:r>
           </w:p>
         </w:tc>
@@ -251,10 +251,10 @@
             <w:r>
               <w:rPr>
                 <w:b/>
-                <w:color w:val="718096"/>
+                <w:color w:val="2B6CB0"/>
                 <w:sz w:val="19"/>
               </w:rPr>
-              <w:t>Moderate</w:t>
+              <w:t>High</w:t>
             </w:r>
           </w:p>
         </w:tc>
@@ -276,7 +276,7 @@
                 <w:color w:val="2D3748"/>
                 <w:sz w:val="19"/>
               </w:rPr>
-              <w:t>Capacitor Networks &amp; Energy Redistribution</w:t>
+              <w:t>Parallel Plate Capacitance &amp; Dielectric Slabs</w:t>
             </w:r>
           </w:p>
         </w:tc>
@@ -296,7 +296,7 @@
               <w:rPr>
                 <w:sz w:val="19"/>
               </w:rPr>
-              <w:t>4 PYQs</w:t>
+              <w:t>9 PYQs</w:t>
             </w:r>
           </w:p>
         </w:tc>
@@ -317,7 +317,7 @@
                 <w:color w:val="718096"/>
                 <w:sz w:val="19"/>
               </w:rPr>
-              <w:t>Circuits &amp; Energy</w:t>
+              <w:t>Core Principle</w:t>
             </w:r>
           </w:p>
         </w:tc>
@@ -417,7 +417,7 @@
                 <w:color w:val="1A365D"/>
                 <w:sz w:val="19"/>
               </w:rPr>
-              <w:t>Capacitance &amp; Dielectric Insertion</w:t>
+              <w:t>Capacitor Combinations, Energy Stored &amp; Charge Sharing</w:t>
             </w:r>
           </w:p>
         </w:tc>
@@ -439,7 +439,7 @@
                 <w:color w:val="2D3748"/>
                 <w:sz w:val="19"/>
               </w:rPr>
-              <w:t>C_0 = \frac{\epsilon_0 A}{d}, \quad C = \frac{K\epsilon_0 A}{d}, \quad C_{\text{slab}} = \frac{\epsilon_0 A}{d - t(1 - 1/K)}, \quad q_p = q\left(1 - \frac{1}{K}\right)</w:t>
+              <w:t>C_p = \sum C_i, \quad \frac{1}{C_s} = \sum \frac{1}{C_i}, \quad U = \frac{1}{2} C V^2, \quad \Delta U_{\text{loss}} = \frac{C_1 C_2}{2(C_1+C_2)}(V_1 - V_2)^2</w:t>
             </w:r>
           </w:p>
         </w:tc>
@@ -463,7 +463,7 @@
                 <w:color w:val="1A365D"/>
                 <w:sz w:val="19"/>
               </w:rPr>
-              <w:t>Capacitor Networks &amp; Energy Redistribution</w:t>
+              <w:t>Parallel Plate Capacitance &amp; Dielectric Slabs</w:t>
             </w:r>
           </w:p>
         </w:tc>
@@ -485,7 +485,7 @@
                 <w:color w:val="2D3748"/>
                 <w:sz w:val="19"/>
               </w:rPr>
-              <w:t>C_{\text{parallel}} = \Sigma C_i, \quad \frac{1}{C_{\text{series}}} = \Sigma \frac{1}{C_i}, \quad V_{\text{common}} = \frac{C_1 V_1 + C_2 V_2}{C_1 + C_2}, \quad \Delta U_{\text{loss}} = \frac{C_1 C_2}{2(C_1 + C_2)}(V_1 - V_2)^2</w:t>
+              <w:t>C = \frac{K \varepsilon_0 A}{d}, \quad E = \frac{V}{d} = \frac{\sigma}{\varepsilon_0}, \quad Q = C V</w:t>
             </w:r>
           </w:p>
         </w:tc>
@@ -517,7 +517,7 @@
           <w:color w:val="2B6CB0"/>
           <w:sz w:val="24"/>
         </w:rPr>
-        <w:t>3.1 Capacitance &amp; Dielectric Insertion (Very High Yield — 15 PYQs)</w:t>
+        <w:t>3.1 Capacitor Combinations, Energy Stored &amp; Charge Sharing (High Yield — 12 PYQs)</w:t>
       </w:r>
     </w:p>
     <w:p>
@@ -532,7 +532,7 @@
         <w:rPr>
           <w:sz w:val="20"/>
         </w:rPr>
-        <w:t>Parallel plate capacitance, dielectric polarization, and partial dielectric slab insertion.</w:t>
+        <w:t>Series combination (1 / C_s) = (1 / C_1) + (1 / C_2) (charge Q is same). Parallel combination C_p = C_1 + C_2 (V is same). Energy stored U = (1 / 2) C V^2 = (Q^2 / 2C). Common potential on connecting two capacitors: V_(common) = (C_1 V_1 + C_2 V_2 / C_1 + C_2).</w:t>
       </w:r>
     </w:p>
     <w:tbl>
@@ -570,7 +570,7 @@
                 <w:color w:val="2D3748"/>
                 <w:sz w:val="19"/>
               </w:rPr>
-              <w:t>If battery remains CONNECTED: V = const, C increases by K \implies Q increases by K. If battery is DISCONNECTED: Q = const \implies V decreases by 1/K.</w:t>
+              <w:t>In series capacitors, voltage divides inversely to capacitance: V_1 = V \left((C_2 / C_1 + C_2)\right). Smaller capacitor takes larger voltage!</w:t>
             </w:r>
           </w:p>
         </w:tc>
@@ -611,7 +611,215 @@
                 <w:color w:val="2D3748"/>
                 <w:sz w:val="19"/>
               </w:rPr>
-              <w:t>Energy stored U = (1 / 2)CV^2 = (Q^2 / 2C). When dielectric is inserted with disconnected battery, U decreases because electrostatic attraction does work.</w:t>
+              <w:t>For n identical capacitors of capacitance C: C_(parallel) / C_(series) = n^2.</w:t>
+            </w:r>
+          </w:p>
+        </w:tc>
+      </w:tr>
+    </w:tbl>
+    <w:p>
+      <w:pPr>
+        <w:spacing w:before="120" w:after="40"/>
+      </w:pPr>
+      <w:r>
+        <w:rPr>
+          <w:b/>
+          <w:color w:val="1A365D"/>
+          <w:sz w:val="19"/>
+        </w:rPr>
+        <w:t>Source PYQs testing this concept:</w:t>
+      </w:r>
+    </w:p>
+    <w:p>
+      <w:pPr>
+        <w:pStyle w:val="ListBullet"/>
+        <w:spacing w:after="40"/>
+      </w:pPr>
+      <w:r>
+        <w:rPr>
+          <w:b/>
+          <w:sz w:val="18"/>
+        </w:rPr>
+        <w:t xml:space="preserve">[2026 Shift] Q#1 (MCQ): </w:t>
+      </w:r>
+      <w:r>
+        <w:rPr>
+          <w:sz w:val="18"/>
+        </w:rPr>
+        <w:t xml:space="preserve">"In the circuit shown in the figure, the potential difference across the 4\muF capacitor is..."  </w:t>
+      </w:r>
+      <w:r>
+        <w:rPr>
+          <w:b/>
+          <w:color w:val="2B6CB0"/>
+          <w:sz w:val="18"/>
+        </w:rPr>
+        <w:t>[Ans: N/A]</w:t>
+      </w:r>
+    </w:p>
+    <w:p>
+      <w:pPr>
+        <w:pStyle w:val="ListBullet"/>
+        <w:spacing w:after="40"/>
+      </w:pPr>
+      <w:r>
+        <w:rPr>
+          <w:b/>
+          <w:sz w:val="18"/>
+        </w:rPr>
+        <w:t xml:space="preserve">[2026 Shift] Q#2 (MCQ): </w:t>
+      </w:r>
+      <w:r>
+        <w:rPr>
+          <w:sz w:val="18"/>
+        </w:rPr>
+        <w:t xml:space="preserve">"A parallel plate capacitor has a uniform electric field ' E ' in the space between the plates. If the distance between the plates is ' d..."  </w:t>
+      </w:r>
+      <w:r>
+        <w:rPr>
+          <w:b/>
+          <w:color w:val="2B6CB0"/>
+          <w:sz w:val="18"/>
+        </w:rPr>
+        <w:t>[Ans: C]</w:t>
+      </w:r>
+    </w:p>
+    <w:p>
+      <w:pPr>
+        <w:pStyle w:val="ListBullet"/>
+        <w:spacing w:after="40"/>
+      </w:pPr>
+      <w:r>
+        <w:rPr>
+          <w:b/>
+          <w:sz w:val="18"/>
+        </w:rPr>
+        <w:t xml:space="preserve">[2024 Shift] Q#3 (MCQ): </w:t>
+      </w:r>
+      <w:r>
+        <w:rPr>
+          <w:sz w:val="18"/>
+        </w:rPr>
+        <w:t xml:space="preserve">"A capacitor of capacitance 5μ F is charged by a battery of emf 10 V . At an instant of time, the potential difference across the capacit..."  </w:t>
+      </w:r>
+      <w:r>
+        <w:rPr>
+          <w:b/>
+          <w:color w:val="2B6CB0"/>
+          <w:sz w:val="18"/>
+        </w:rPr>
+        <w:t>[Ans: N/A]</w:t>
+      </w:r>
+    </w:p>
+    <w:p>
+      <w:pPr>
+        <w:spacing w:after="120"/>
+      </w:pPr>
+    </w:p>
+    <w:p>
+      <w:pPr>
+        <w:pStyle w:val="Heading2"/>
+      </w:pPr>
+      <w:r>
+        <w:rPr>
+          <w:color w:val="2B6CB0"/>
+          <w:sz w:val="24"/>
+        </w:rPr>
+        <w:t>3.2 Parallel Plate Capacitance &amp; Dielectric Slabs (High Yield — 9 PYQs)</w:t>
+      </w:r>
+    </w:p>
+    <w:p>
+      <w:r>
+        <w:rPr>
+          <w:b/>
+          <w:sz w:val="20"/>
+        </w:rPr>
+        <w:t xml:space="preserve">Core Principle: </w:t>
+      </w:r>
+      <w:r>
+        <w:rPr>
+          <w:sz w:val="20"/>
+        </w:rPr>
+        <w:t>Capacitance of parallel plate capacitor C_0 = (\varepsilon_0 A / d). With dielectric slab of constant K, C = K C_0. If battery disconnected: charge Q is constant, potential V = V_0/K, electric field E = E_0/K. If battery connected: V is constant, Q = K Q_0.</w:t>
+      </w:r>
+    </w:p>
+    <w:tbl>
+      <w:tblPr>
+        <w:tblW w:type="auto" w:w="0"/>
+        <w:jc w:val="center"/>
+        <w:tblLook w:firstColumn="1" w:firstRow="1" w:lastColumn="0" w:lastRow="0" w:noHBand="0" w:noVBand="1" w:val="04A0"/>
+      </w:tblPr>
+      <w:tblGrid>
+        <w:gridCol w:w="10080"/>
+      </w:tblGrid>
+      <w:tr>
+        <w:tc>
+          <w:tcPr>
+            <w:tcW w:type="dxa" w:w="10080"/>
+            <w:shd w:fill="FFF5F5"/>
+            <w:tcMar>
+              <w:top w:w="100" w:type="dxa"/>
+              <w:bottom w:w="100" w:type="dxa"/>
+              <w:left w:w="150" w:type="dxa"/>
+              <w:right w:w="150" w:type="dxa"/>
+            </w:tcMar>
+          </w:tcPr>
+          <w:p>
+            <w:r>
+              <w:rPr>
+                <w:b/>
+                <w:color w:val="C53030"/>
+                <w:sz w:val="19"/>
+              </w:rPr>
+              <w:t xml:space="preserve">⚠️ Common Trap / JEE Pitfall: </w:t>
+            </w:r>
+            <w:r>
+              <w:rPr>
+                <w:color w:val="2D3748"/>
+                <w:sz w:val="19"/>
+              </w:rPr>
+              <w:t>Distinguish whether the battery is kept connected (V = const) or disconnected (Q = const) before inserting the dielectric slab.</w:t>
+            </w:r>
+          </w:p>
+        </w:tc>
+      </w:tr>
+    </w:tbl>
+    <w:tbl>
+      <w:tblPr>
+        <w:tblW w:type="auto" w:w="0"/>
+        <w:jc w:val="center"/>
+        <w:tblLook w:firstColumn="1" w:firstRow="1" w:lastColumn="0" w:lastRow="0" w:noHBand="0" w:noVBand="1" w:val="04A0"/>
+      </w:tblPr>
+      <w:tblGrid>
+        <w:gridCol w:w="10080"/>
+      </w:tblGrid>
+      <w:tr>
+        <w:tc>
+          <w:tcPr>
+            <w:tcW w:type="dxa" w:w="10080"/>
+            <w:shd w:fill="F0FFF4"/>
+            <w:tcMar>
+              <w:top w:w="100" w:type="dxa"/>
+              <w:bottom w:w="100" w:type="dxa"/>
+              <w:left w:w="150" w:type="dxa"/>
+              <w:right w:w="150" w:type="dxa"/>
+            </w:tcMar>
+          </w:tcPr>
+          <w:p>
+            <w:r>
+              <w:rPr>
+                <w:b/>
+                <w:color w:val="276749"/>
+                <w:sz w:val="19"/>
+              </w:rPr>
+              <w:t xml:space="preserve">💡 Speed Hack / Trick: </w:t>
+            </w:r>
+            <w:r>
+              <w:rPr>
+                <w:color w:val="2D3748"/>
+                <w:sz w:val="19"/>
+              </w:rPr>
+              <w:t>KCET Rule of Thumb: Disconnected battery \implies Q stays constant. Connected battery \implies V stays constant.</w:t>
             </w:r>
           </w:p>
         </w:tc>
@@ -701,214 +909,6 @@
           <w:sz w:val="18"/>
         </w:rPr>
         <w:t xml:space="preserve">"A parallel plate capacitor of capacitance C_(1) with a dielectric slab in between its plates is connected to a battery. It has a potential..."  </w:t>
-      </w:r>
-      <w:r>
-        <w:rPr>
-          <w:b/>
-          <w:color w:val="2B6CB0"/>
-          <w:sz w:val="18"/>
-        </w:rPr>
-        <w:t>[Ans: N/A]</w:t>
-      </w:r>
-    </w:p>
-    <w:p>
-      <w:pPr>
-        <w:spacing w:after="120"/>
-      </w:pPr>
-    </w:p>
-    <w:p>
-      <w:pPr>
-        <w:pStyle w:val="Heading2"/>
-      </w:pPr>
-      <w:r>
-        <w:rPr>
-          <w:color w:val="2B6CB0"/>
-          <w:sz w:val="24"/>
-        </w:rPr>
-        <w:t>3.2 Capacitor Networks &amp; Energy Redistribution (Moderate Yield — 4 PYQs)</w:t>
-      </w:r>
-    </w:p>
-    <w:p>
-      <w:r>
-        <w:rPr>
-          <w:b/>
-          <w:sz w:val="20"/>
-        </w:rPr>
-        <w:t xml:space="preserve">Core Principle: </w:t>
-      </w:r>
-      <w:r>
-        <w:rPr>
-          <w:sz w:val="20"/>
-        </w:rPr>
-        <w:t>Equivalent capacitance reduction, charge sharing between interconnected capacitors, and Joule heating loss.</w:t>
-      </w:r>
-    </w:p>
-    <w:tbl>
-      <w:tblPr>
-        <w:tblW w:type="auto" w:w="0"/>
-        <w:jc w:val="center"/>
-        <w:tblLook w:firstColumn="1" w:firstRow="1" w:lastColumn="0" w:lastRow="0" w:noHBand="0" w:noVBand="1" w:val="04A0"/>
-      </w:tblPr>
-      <w:tblGrid>
-        <w:gridCol w:w="10080"/>
-      </w:tblGrid>
-      <w:tr>
-        <w:tc>
-          <w:tcPr>
-            <w:tcW w:type="dxa" w:w="10080"/>
-            <w:shd w:fill="FFF5F5"/>
-            <w:tcMar>
-              <w:top w:w="100" w:type="dxa"/>
-              <w:bottom w:w="100" w:type="dxa"/>
-              <w:left w:w="150" w:type="dxa"/>
-              <w:right w:w="150" w:type="dxa"/>
-            </w:tcMar>
-          </w:tcPr>
-          <w:p>
-            <w:r>
-              <w:rPr>
-                <w:b/>
-                <w:color w:val="C53030"/>
-                <w:sz w:val="19"/>
-              </w:rPr>
-              <w:t xml:space="preserve">⚠️ Common Trap / JEE Pitfall: </w:t>
-            </w:r>
-            <w:r>
-              <w:rPr>
-                <w:color w:val="2D3748"/>
-                <w:sz w:val="19"/>
-              </w:rPr>
-              <w:t>When connecting with opposite polarity, use numerator (C_1 V_1 - C_2 V_2) for common potential.</w:t>
-            </w:r>
-          </w:p>
-        </w:tc>
-      </w:tr>
-    </w:tbl>
-    <w:tbl>
-      <w:tblPr>
-        <w:tblW w:type="auto" w:w="0"/>
-        <w:jc w:val="center"/>
-        <w:tblLook w:firstColumn="1" w:firstRow="1" w:lastColumn="0" w:lastRow="0" w:noHBand="0" w:noVBand="1" w:val="04A0"/>
-      </w:tblPr>
-      <w:tblGrid>
-        <w:gridCol w:w="10080"/>
-      </w:tblGrid>
-      <w:tr>
-        <w:tc>
-          <w:tcPr>
-            <w:tcW w:type="dxa" w:w="10080"/>
-            <w:shd w:fill="F0FFF4"/>
-            <w:tcMar>
-              <w:top w:w="100" w:type="dxa"/>
-              <w:bottom w:w="100" w:type="dxa"/>
-              <w:left w:w="150" w:type="dxa"/>
-              <w:right w:w="150" w:type="dxa"/>
-            </w:tcMar>
-          </w:tcPr>
-          <w:p>
-            <w:r>
-              <w:rPr>
-                <w:b/>
-                <w:color w:val="276749"/>
-                <w:sz w:val="19"/>
-              </w:rPr>
-              <w:t xml:space="preserve">💡 Speed Hack / Trick: </w:t>
-            </w:r>
-            <w:r>
-              <w:rPr>
-                <w:color w:val="2D3748"/>
-                <w:sz w:val="19"/>
-              </w:rPr>
-              <w:t>Energy loss during charge sharing Δ U_(loss) is completely independent of wire resistance; it always turns into heat and EM radiation.</w:t>
-            </w:r>
-          </w:p>
-        </w:tc>
-      </w:tr>
-    </w:tbl>
-    <w:p>
-      <w:pPr>
-        <w:spacing w:before="120" w:after="40"/>
-      </w:pPr>
-      <w:r>
-        <w:rPr>
-          <w:b/>
-          <w:color w:val="1A365D"/>
-          <w:sz w:val="19"/>
-        </w:rPr>
-        <w:t>Source PYQs testing this concept:</w:t>
-      </w:r>
-    </w:p>
-    <w:p>
-      <w:pPr>
-        <w:pStyle w:val="ListBullet"/>
-        <w:spacing w:after="40"/>
-      </w:pPr>
-      <w:r>
-        <w:rPr>
-          <w:b/>
-          <w:sz w:val="18"/>
-        </w:rPr>
-        <w:t xml:space="preserve">[2026 Shift] Q#1 (MCQ): </w:t>
-      </w:r>
-      <w:r>
-        <w:rPr>
-          <w:sz w:val="18"/>
-        </w:rPr>
-        <w:t xml:space="preserve">"In the circuit shown in the figure, the potential difference across the 4\muF capacitor is..."  </w:t>
-      </w:r>
-      <w:r>
-        <w:rPr>
-          <w:b/>
-          <w:color w:val="2B6CB0"/>
-          <w:sz w:val="18"/>
-        </w:rPr>
-        <w:t>[Ans: N/A]</w:t>
-      </w:r>
-    </w:p>
-    <w:p>
-      <w:pPr>
-        <w:pStyle w:val="ListBullet"/>
-        <w:spacing w:after="40"/>
-      </w:pPr>
-      <w:r>
-        <w:rPr>
-          <w:b/>
-          <w:sz w:val="18"/>
-        </w:rPr>
-        <w:t xml:space="preserve">[2019 Shift] Q#4 (MCQ): </w:t>
-      </w:r>
-      <w:r>
-        <w:rPr>
-          <w:sz w:val="18"/>
-        </w:rPr>
-        <w:t xml:space="preserve">"The equivalent capacitance between A and B is..."  </w:t>
-      </w:r>
-      <w:r>
-        <w:rPr>
-          <w:b/>
-          <w:color w:val="2B6CB0"/>
-          <w:sz w:val="18"/>
-        </w:rPr>
-        <w:t>[Ans: N/A]</w:t>
-      </w:r>
-    </w:p>
-    <w:p>
-      <w:pPr>
-        <w:pStyle w:val="ListBullet"/>
-        <w:spacing w:after="40"/>
-      </w:pPr>
-      <w:r>
-        <w:rPr>
-          <w:b/>
-          <w:sz w:val="18"/>
-        </w:rPr>
-        <w:t xml:space="preserve">[2018 Shift] Q#3 (MCQ): </w:t>
-      </w:r>
-      <w:r>
-        <w:rPr>
-          <w:sz w:val="18"/>
-        </w:rPr>
-        <w:t xml:space="preserve">"Two capacitors of 3μ F and 6μ F are connected in series and a potential difference of 900 V is applied across the combination. They ..."  </w:t>
       </w:r>
       <w:r>
         <w:rPr>
